--- a/storage/templates/Daily_Project_Progress_Report_Template.docx
+++ b/storage/templates/Daily_Project_Progress_Report_Template.docx
@@ -40,16 +40,9 @@
               <w:spacing w:after="60"/>
             </w:pPr>
             <w:r>
-              <w:rPr>
-                <w:rFonts w:ascii="Calibri" w:cs="Calibri" w:eastAsia="Calibri" w:hAnsi="Calibri"/>
-                <w:b/>
-                <w:bCs/>
-                <w:color w:val="FFFFFF"/>
-                <w:spacing w:val="10"/>
-                <w:sz w:val="34"/>
-                <w:szCs w:val="34"/>
-              </w:rPr>
-              <w:t xml:space="preserve">DAILY PROJECT PROGRESS REPORT</w:t>
+              <w:t>DAILY PROJECT PROGRESS REPORT</w:t>
+              <w:br/>
+              <w:t>Daily Task &amp; Status Update</w:t>
             </w:r>
           </w:p>
           <w:p>
@@ -791,20 +784,8 @@
             <w:vAlign w:val="center"/>
           </w:tcPr>
           <w:p>
-            <w:pPr>
-              <w:jc w:val="left"/>
-            </w:pPr>
-            <w:r>
-              <w:rPr>
-                <w:rFonts w:ascii="Calibri" w:cs="Calibri" w:eastAsia="Calibri" w:hAnsi="Calibri"/>
-                <w:b/>
-                <w:bCs/>
-                <w:color w:val="FFFFFF"/>
-                <w:sz w:val="18"/>
-                <w:szCs w:val="18"/>
-              </w:rPr>
-              <w:t xml:space="preserve">Sr.
-No.</w:t>
+            <w:r>
+              <w:t>Sr. No.</w:t>
             </w:r>
           </w:p>
         </w:tc>
@@ -827,20 +808,8 @@
             <w:vAlign w:val="center"/>
           </w:tcPr>
           <w:p>
-            <w:pPr>
-              <w:jc w:val="left"/>
-            </w:pPr>
-            <w:r>
-              <w:rPr>
-                <w:rFonts w:ascii="Calibri" w:cs="Calibri" w:eastAsia="Calibri" w:hAnsi="Calibri"/>
-                <w:b/>
-                <w:bCs/>
-                <w:color w:val="FFFFFF"/>
-                <w:sz w:val="18"/>
-                <w:szCs w:val="18"/>
-              </w:rPr>
-              <w:t xml:space="preserve">Area /
-Location</w:t>
+            <w:r>
+              <w:t>Location / Dept</w:t>
             </w:r>
           </w:p>
         </w:tc>
@@ -863,20 +832,8 @@
             <w:vAlign w:val="center"/>
           </w:tcPr>
           <w:p>
-            <w:pPr>
-              <w:jc w:val="left"/>
-            </w:pPr>
-            <w:r>
-              <w:rPr>
-                <w:rFonts w:ascii="Calibri" w:cs="Calibri" w:eastAsia="Calibri" w:hAnsi="Calibri"/>
-                <w:b/>
-                <w:bCs/>
-                <w:color w:val="FFFFFF"/>
-                <w:sz w:val="18"/>
-                <w:szCs w:val="18"/>
-              </w:rPr>
-              <w:t xml:space="preserve">Work /
-Activity</w:t>
+            <w:r>
+              <w:t>Task / Activity Update</w:t>
             </w:r>
           </w:p>
         </w:tc>
@@ -899,20 +856,8 @@
             <w:vAlign w:val="center"/>
           </w:tcPr>
           <w:p>
-            <w:pPr>
-              <w:jc w:val="left"/>
-            </w:pPr>
-            <w:r>
-              <w:rPr>
-                <w:rFonts w:ascii="Calibri" w:cs="Calibri" w:eastAsia="Calibri" w:hAnsi="Calibri"/>
-                <w:b/>
-                <w:bCs/>
-                <w:color w:val="FFFFFF"/>
-                <w:sz w:val="18"/>
-                <w:szCs w:val="18"/>
-              </w:rPr>
-              <w:t xml:space="preserve">Progress
-(%)</w:t>
+            <w:r>
+              <w:t>Progress</w:t>
             </w:r>
           </w:p>
         </w:tc>
@@ -935,19 +880,8 @@
             <w:vAlign w:val="center"/>
           </w:tcPr>
           <w:p>
-            <w:pPr>
-              <w:jc w:val="left"/>
-            </w:pPr>
-            <w:r>
-              <w:rPr>
-                <w:rFonts w:ascii="Calibri" w:cs="Calibri" w:eastAsia="Calibri" w:hAnsi="Calibri"/>
-                <w:b/>
-                <w:bCs/>
-                <w:color w:val="FFFFFF"/>
-                <w:sz w:val="18"/>
-                <w:szCs w:val="18"/>
-              </w:rPr>
-              <w:t xml:space="preserve">Date</w:t>
+            <w:r>
+              <w:t>Date</w:t>
             </w:r>
           </w:p>
         </w:tc>
@@ -970,20 +904,8 @@
             <w:vAlign w:val="center"/>
           </w:tcPr>
           <w:p>
-            <w:pPr>
-              <w:jc w:val="left"/>
-            </w:pPr>
-            <w:r>
-              <w:rPr>
-                <w:rFonts w:ascii="Calibri" w:cs="Calibri" w:eastAsia="Calibri" w:hAnsi="Calibri"/>
-                <w:b/>
-                <w:bCs/>
-                <w:color w:val="FFFFFF"/>
-                <w:sz w:val="18"/>
-                <w:szCs w:val="18"/>
-              </w:rPr>
-              <w:t xml:space="preserve">Responsible
-Person</w:t>
+            <w:r>
+              <w:t>Assigned To</w:t>
             </w:r>
           </w:p>
         </w:tc>
@@ -1006,19 +928,8 @@
             <w:vAlign w:val="center"/>
           </w:tcPr>
           <w:p>
-            <w:pPr>
-              <w:jc w:val="left"/>
-            </w:pPr>
-            <w:r>
-              <w:rPr>
-                <w:rFonts w:ascii="Calibri" w:cs="Calibri" w:eastAsia="Calibri" w:hAnsi="Calibri"/>
-                <w:b/>
-                <w:bCs/>
-                <w:color w:val="FFFFFF"/>
-                <w:sz w:val="18"/>
-                <w:szCs w:val="18"/>
-              </w:rPr>
-              <w:t xml:space="preserve">Status</w:t>
+            <w:r>
+              <w:t>Status</w:t>
             </w:r>
           </w:p>
         </w:tc>
@@ -1041,19 +952,8 @@
             <w:vAlign w:val="center"/>
           </w:tcPr>
           <w:p>
-            <w:pPr>
-              <w:jc w:val="left"/>
-            </w:pPr>
-            <w:r>
-              <w:rPr>
-                <w:rFonts w:ascii="Calibri" w:cs="Calibri" w:eastAsia="Calibri" w:hAnsi="Calibri"/>
-                <w:b/>
-                <w:bCs/>
-                <w:color w:val="FFFFFF"/>
-                <w:sz w:val="18"/>
-                <w:szCs w:val="18"/>
-              </w:rPr>
-              <w:t xml:space="preserve">Remarks</w:t>
+            <w:r>
+              <w:t>Remarks</w:t>
             </w:r>
           </w:p>
         </w:tc>
@@ -5774,29 +5674,8 @@
             <w:vAlign w:val="center"/>
           </w:tcPr>
           <w:p>
-            <w:pPr>
-              <w:spacing w:after="0" w:before="0"/>
-            </w:pPr>
-            <w:r>
-              <w:rPr>
-                <w:rFonts w:ascii="Calibri" w:cs="Calibri" w:eastAsia="Calibri" w:hAnsi="Calibri"/>
-                <w:color w:val="FFFFFF"/>
-                <w:sz w:val="22"/>
-                <w:szCs w:val="22"/>
-              </w:rPr>
-              <w:t xml:space="preserve">■  </w:t>
-            </w:r>
-            <w:r>
-              <w:rPr>
-                <w:rFonts w:ascii="Calibri" w:cs="Calibri" w:eastAsia="Calibri" w:hAnsi="Calibri"/>
-                <w:b/>
-                <w:bCs/>
-                <w:color w:val="FFFFFF"/>
-                <w:spacing w:val="12"/>
-                <w:sz w:val="22"/>
-                <w:szCs w:val="22"/>
-              </w:rPr>
-              <w:t xml:space="preserve">SITE PHOTOGRAPHS</w:t>
+            <w:r>
+              <w:t>■  ATTACHMENTS &amp; PHOTOGRAPHS</w:t>
             </w:r>
           </w:p>
         </w:tc>
@@ -6573,13 +6452,7 @@
             <w:jc w:val="right"/>
           </w:pPr>
           <w:r>
-            <w:rPr>
-              <w:rFonts w:ascii="Calibri" w:cs="Calibri" w:eastAsia="Calibri" w:hAnsi="Calibri"/>
-              <w:color w:val="6B7280"/>
-              <w:sz w:val="15"/>
-              <w:szCs w:val="15"/>
-            </w:rPr>
-            <w:t xml:space="preserve">Site Progress Report</w:t>
+            <w:t>Daily Progress Report</w:t>
           </w:r>
         </w:p>
       </w:tc>
